--- a/TO DO LIST.docx
+++ b/TO DO LIST.docx
@@ -126,163 +126,7 @@
         <w:rPr>
           <w:lang w:val="en-US"/>
         </w:rPr>
-        <w:t xml:space="preserve">distance lost to the wind = </w:t>
-      </w:r>
-      <w:proofErr w:type="gramStart"/>
-      <w:r>
-        <w:rPr>
-          <w:lang w:val="en-US"/>
-        </w:rPr>
-        <w:t>avg(</w:t>
-      </w:r>
-      <w:proofErr w:type="spellStart"/>
-      <w:proofErr w:type="gramEnd"/>
-      <w:r>
-        <w:rPr>
-          <w:lang w:val="en-US"/>
-        </w:rPr>
-        <w:t>VMGpre_maneuver</w:t>
-      </w:r>
-      <w:proofErr w:type="spellEnd"/>
-      <w:r>
-        <w:rPr>
-          <w:lang w:val="en-US"/>
-        </w:rPr>
-        <w:t xml:space="preserve">, meme durée </w:t>
-      </w:r>
-      <w:proofErr w:type="spellStart"/>
-      <w:r>
-        <w:rPr>
-          <w:lang w:val="en-US"/>
-        </w:rPr>
-        <w:t>que</w:t>
-      </w:r>
-      <w:proofErr w:type="spellEnd"/>
-      <w:r>
-        <w:rPr>
-          <w:lang w:val="en-US"/>
-        </w:rPr>
-        <w:t xml:space="preserve"> les </w:t>
-      </w:r>
-      <w:proofErr w:type="spellStart"/>
-      <w:r>
-        <w:rPr>
-          <w:lang w:val="en-US"/>
-        </w:rPr>
-        <w:t>maneuvres</w:t>
-      </w:r>
-      <w:proofErr w:type="spellEnd"/>
-      <w:r>
-        <w:rPr>
-          <w:lang w:val="en-US"/>
-        </w:rPr>
-        <w:t xml:space="preserve"> (14 sec) </w:t>
-      </w:r>
-      <w:proofErr w:type="spellStart"/>
-      <w:r>
-        <w:rPr>
-          <w:lang w:val="en-US"/>
-        </w:rPr>
-        <w:t>en</w:t>
-      </w:r>
-      <w:proofErr w:type="spellEnd"/>
-      <w:r>
-        <w:rPr>
-          <w:lang w:val="en-US"/>
-        </w:rPr>
-        <w:t xml:space="preserve"> theories, </w:t>
-      </w:r>
-      <w:proofErr w:type="spellStart"/>
-      <w:r>
-        <w:rPr>
-          <w:lang w:val="en-US"/>
-        </w:rPr>
-        <w:t>mais</w:t>
-      </w:r>
-      <w:proofErr w:type="spellEnd"/>
-      <w:r>
-        <w:rPr>
-          <w:lang w:val="en-US"/>
-        </w:rPr>
-        <w:t xml:space="preserve"> on </w:t>
-      </w:r>
-      <w:proofErr w:type="spellStart"/>
-      <w:r>
-        <w:rPr>
-          <w:lang w:val="en-US"/>
-        </w:rPr>
-        <w:t>prend</w:t>
-      </w:r>
-      <w:proofErr w:type="spellEnd"/>
-      <w:r>
-        <w:rPr>
-          <w:lang w:val="en-US"/>
-        </w:rPr>
-        <w:t xml:space="preserve"> </w:t>
-      </w:r>
-      <w:proofErr w:type="spellStart"/>
-      <w:r>
-        <w:rPr>
-          <w:lang w:val="en-US"/>
-        </w:rPr>
-        <w:t>moins</w:t>
-      </w:r>
-      <w:proofErr w:type="spellEnd"/>
-      <w:r>
-        <w:rPr>
-          <w:lang w:val="en-US"/>
-        </w:rPr>
-        <w:t xml:space="preserve"> </w:t>
-      </w:r>
-      <w:proofErr w:type="spellStart"/>
-      <w:r>
-        <w:rPr>
-          <w:lang w:val="en-US"/>
-        </w:rPr>
-        <w:t>si</w:t>
-      </w:r>
-      <w:proofErr w:type="spellEnd"/>
-      <w:r>
-        <w:rPr>
-          <w:lang w:val="en-US"/>
-        </w:rPr>
-        <w:t xml:space="preserve"> </w:t>
-      </w:r>
-      <w:proofErr w:type="spellStart"/>
-      <w:r>
-        <w:rPr>
-          <w:lang w:val="en-US"/>
-        </w:rPr>
-        <w:t>besoin</w:t>
-      </w:r>
-      <w:proofErr w:type="spellEnd"/>
-      <w:r>
-        <w:rPr>
-          <w:lang w:val="en-US"/>
-        </w:rPr>
-        <w:t xml:space="preserve">) - </w:t>
-      </w:r>
-      <w:proofErr w:type="gramStart"/>
-      <w:r>
-        <w:rPr>
-          <w:lang w:val="en-US"/>
-        </w:rPr>
-        <w:t>avg(</w:t>
-      </w:r>
-      <w:proofErr w:type="spellStart"/>
-      <w:proofErr w:type="gramEnd"/>
-      <w:r>
-        <w:rPr>
-          <w:lang w:val="en-US"/>
-        </w:rPr>
-        <w:t>VMG_during_maneuver</w:t>
-      </w:r>
-      <w:proofErr w:type="spellEnd"/>
-      <w:r>
-        <w:rPr>
-          <w:lang w:val="en-US"/>
-        </w:rPr>
-        <w:t>, so during 14 sec)</w:t>
+        <w:t>distance lost to the wind = avg(VMGpre_maneuver, meme durée que les maneuvres (14 sec) en theories, mais on prend moins si besoin) - avg(VMG_during_maneuver, so during 14 sec)</w:t>
       </w:r>
     </w:p>
     <w:p>
@@ -314,27 +158,14 @@
           <w:numId w:val="1"/>
         </w:numPr>
       </w:pPr>
-      <w:proofErr w:type="spellStart"/>
-      <w:r>
-        <w:t>Ranking</w:t>
-      </w:r>
-      <w:proofErr w:type="spellEnd"/>
-      <w:r>
-        <w:t> : 50% new VMG</w:t>
+      <w:r>
+        <w:t>Ranking : 50% new VMG</w:t>
       </w:r>
       <w:r>
         <w:t xml:space="preserve"> (en m perdues)</w:t>
       </w:r>
       <w:r>
-        <w:t xml:space="preserve">, 50% </w:t>
-      </w:r>
-      <w:proofErr w:type="spellStart"/>
-      <w:r>
-        <w:t>eval</w:t>
-      </w:r>
-      <w:proofErr w:type="spellEnd"/>
-      <w:r>
-        <w:t xml:space="preserve"> SOG</w:t>
+        <w:t>, 50% eval SOG</w:t>
       </w:r>
       <w:r>
         <w:t xml:space="preserve"> (en m perdus)</w:t>
@@ -346,77 +177,13 @@
         <w:sym w:font="Wingdings" w:char="F0E8"/>
       </w:r>
       <w:r>
-        <w:t xml:space="preserve"> </w:t>
-      </w:r>
-      <w:proofErr w:type="spellStart"/>
-      <w:r>
-        <w:t>ranking</w:t>
-      </w:r>
-      <w:proofErr w:type="spellEnd"/>
-      <w:r>
-        <w:t xml:space="preserve"> par rapport </w:t>
-      </w:r>
-      <w:proofErr w:type="spellStart"/>
-      <w:r>
-        <w:t>a</w:t>
-      </w:r>
-      <w:proofErr w:type="spellEnd"/>
-      <w:r>
-        <w:t xml:space="preserve"> la somme des deux va</w:t>
+        <w:t xml:space="preserve"> ranking par rapport a la somme des deux va</w:t>
       </w:r>
       <w:r>
         <w:t>leurs</w:t>
       </w:r>
       <w:r>
-        <w:t xml:space="preserve">. Ensuite on garde info </w:t>
-      </w:r>
-      <w:proofErr w:type="spellStart"/>
-      <w:r>
-        <w:t>eval</w:t>
-      </w:r>
-      <w:proofErr w:type="spellEnd"/>
-      <w:r>
-        <w:t xml:space="preserve"> ratio, mais sans poids dans le </w:t>
-      </w:r>
-      <w:proofErr w:type="spellStart"/>
-      <w:r>
-        <w:t>ranking</w:t>
-      </w:r>
-      <w:proofErr w:type="spellEnd"/>
-      <w:r>
-        <w:t xml:space="preserve">. Aussi </w:t>
-      </w:r>
-      <w:proofErr w:type="spellStart"/>
-      <w:r>
-        <w:t>eval</w:t>
-      </w:r>
-      <w:proofErr w:type="spellEnd"/>
-      <w:r>
-        <w:t xml:space="preserve"> 3 (Flag </w:t>
-      </w:r>
-      <w:proofErr w:type="spellStart"/>
-      <w:r>
-        <w:t>neg</w:t>
-      </w:r>
-      <w:proofErr w:type="spellEnd"/>
-      <w:r>
-        <w:t xml:space="preserve"> </w:t>
-      </w:r>
-      <w:proofErr w:type="spellStart"/>
-      <w:r>
-        <w:t>eval</w:t>
-      </w:r>
-      <w:proofErr w:type="spellEnd"/>
-      <w:r>
-        <w:t xml:space="preserve"> VMG), on met seulement un flag qui dis </w:t>
-      </w:r>
-      <w:proofErr w:type="spellStart"/>
-      <w:r>
-        <w:t>negatif</w:t>
-      </w:r>
-      <w:proofErr w:type="spellEnd"/>
-      <w:r>
-        <w:t xml:space="preserve"> ou positif, sans poids aussi</w:t>
+        <w:t>. Ensuite on garde info eval ratio, mais sans poids dans le ranking. Aussi eval 3 (Flag neg eval VMG), on met seulement un flag qui dis negatif ou positif, sans poids aussi</w:t>
       </w:r>
     </w:p>
     <w:p>
@@ -500,13 +267,8 @@
         </w:numPr>
       </w:pPr>
       <w:r>
-        <w:t xml:space="preserve">Pour les premières 5 </w:t>
-      </w:r>
-      <w:proofErr w:type="spellStart"/>
-      <w:r>
-        <w:t>maneuvres</w:t>
-      </w:r>
-      <w:proofErr w:type="spellEnd"/>
+        <w:t>Pour les premières 5 maneuvres</w:t>
+      </w:r>
     </w:p>
     <w:p>
       <w:pPr>
@@ -522,355 +284,118 @@
           <w:bCs/>
           <w:lang w:val="en-US"/>
         </w:rPr>
-        <w:t xml:space="preserve">Lat </w:t>
-      </w:r>
-      <w:proofErr w:type="gramStart"/>
-      <w:r>
-        <w:rPr>
-          <w:b/>
-          <w:bCs/>
+        <w:t xml:space="preserve">Lat Long : </w:t>
+      </w:r>
+      <w:r>
+        <w:rPr>
           <w:lang w:val="en-US"/>
         </w:rPr>
-        <w:t>Long :</w:t>
-      </w:r>
-      <w:proofErr w:type="gramEnd"/>
-      <w:r>
-        <w:rPr>
-          <w:b/>
-          <w:bCs/>
+        <w:t xml:space="preserve">Nice to have but not mandatory: rotation graph lat long en fct de la rotation du vent. </w:t>
+      </w:r>
+      <w:r>
+        <w:t>Mais pour clarifier le graph l</w:t>
+      </w:r>
+      <w:r>
+        <w:t xml:space="preserve">at long, il faut montrer ce qui est le début, ce qui est la fin, et on peut comprendre dans quelle direction vient le vent </w:t>
+      </w:r>
+      <w:r>
+        <w:sym w:font="Wingdings" w:char="F0E8"/>
+      </w:r>
+      <w:r>
+        <w:t xml:space="preserve"> triangle sur la fin pour faire genre que c ets une flèche par exemple, boule au début. On regardera la rotation plus tard</w:t>
+      </w:r>
+    </w:p>
+    <w:p>
+      <w:pPr>
+        <w:pStyle w:val="Paragraphedeliste"/>
+        <w:numPr>
+          <w:ilvl w:val="2"/>
+          <w:numId w:val="1"/>
+        </w:numPr>
+      </w:pPr>
+      <w:r>
+        <w:lastRenderedPageBreak/>
+        <w:t xml:space="preserve">On crée un code couleur avec les 5 premières maneuvres (sur lat long), ensuite les graphs sont des multi graphs (superposé) avec les mêmes color codes : SOG, COG (COG un </w:t>
+      </w:r>
+      <w:r>
+        <w:t>peu</w:t>
+      </w:r>
+      <w:r>
+        <w:t xml:space="preserve"> inutile mais ils le veulent), ROT (</w:t>
+      </w:r>
+      <w:r>
+        <w:t xml:space="preserve">pas trop compris si abs ou pas, on peut potentiellement faire les deux),  </w:t>
+      </w:r>
+      <w:r>
+        <w:sym w:font="Wingdings" w:char="F0E8"/>
+      </w:r>
+      <w:r>
+        <w:t xml:space="preserve"> Ca fait donc 5 plots de la traj + 10 plots superposés (avec ROT)  respectant le code couleur</w:t>
+      </w:r>
+      <w:r>
+        <w:t>, et avec moving average evidement</w:t>
+      </w:r>
+      <w:r>
+        <w:t>.</w:t>
+      </w:r>
+    </w:p>
+    <w:p>
+      <w:pPr>
+        <w:pStyle w:val="Paragraphedeliste"/>
+        <w:numPr>
+          <w:ilvl w:val="2"/>
+          <w:numId w:val="1"/>
+        </w:numPr>
+      </w:pPr>
+      <w:r>
+        <w:t>Ensuite on fait les graphs sans superposition, rank par rank, même couleur code</w:t>
+      </w:r>
+    </w:p>
+    <w:p>
+      <w:r>
+        <w:t xml:space="preserve">En résumé : </w:t>
+      </w:r>
+    </w:p>
+    <w:p>
+      <w:pPr>
+        <w:pStyle w:val="Paragraphedeliste"/>
+        <w:numPr>
+          <w:ilvl w:val="0"/>
+          <w:numId w:val="1"/>
+        </w:numPr>
+      </w:pPr>
+      <w:r>
+        <w:t>Changer la methode d eval de la vmg</w:t>
+      </w:r>
+    </w:p>
+    <w:p>
+      <w:pPr>
+        <w:pStyle w:val="Paragraphedeliste"/>
+        <w:numPr>
+          <w:ilvl w:val="0"/>
+          <w:numId w:val="1"/>
+        </w:numPr>
+      </w:pPr>
+      <w:r>
+        <w:t>Définir un tableau avec le nouveau ranking</w:t>
+      </w:r>
+    </w:p>
+    <w:p>
+      <w:pPr>
+        <w:pStyle w:val="Paragraphedeliste"/>
+        <w:numPr>
+          <w:ilvl w:val="0"/>
+          <w:numId w:val="1"/>
+        </w:numPr>
+        <w:rPr>
           <w:lang w:val="en-US"/>
         </w:rPr>
-        <w:t xml:space="preserve"> </w:t>
-      </w:r>
+      </w:pPr>
       <w:r>
         <w:rPr>
           <w:lang w:val="en-US"/>
         </w:rPr>
-        <w:t xml:space="preserve">Nice to have but not mandatory: rotation graph </w:t>
-      </w:r>
-      <w:proofErr w:type="spellStart"/>
-      <w:r>
-        <w:rPr>
-          <w:lang w:val="en-US"/>
-        </w:rPr>
-        <w:t>lat</w:t>
-      </w:r>
-      <w:proofErr w:type="spellEnd"/>
-      <w:r>
-        <w:rPr>
-          <w:lang w:val="en-US"/>
-        </w:rPr>
-        <w:t xml:space="preserve"> long </w:t>
-      </w:r>
-      <w:proofErr w:type="spellStart"/>
-      <w:r>
-        <w:rPr>
-          <w:lang w:val="en-US"/>
-        </w:rPr>
-        <w:t>en</w:t>
-      </w:r>
-      <w:proofErr w:type="spellEnd"/>
-      <w:r>
-        <w:rPr>
-          <w:lang w:val="en-US"/>
-        </w:rPr>
-        <w:t xml:space="preserve"> </w:t>
-      </w:r>
-      <w:proofErr w:type="spellStart"/>
-      <w:r>
-        <w:rPr>
-          <w:lang w:val="en-US"/>
-        </w:rPr>
-        <w:t>fct</w:t>
-      </w:r>
-      <w:proofErr w:type="spellEnd"/>
-      <w:r>
-        <w:rPr>
-          <w:lang w:val="en-US"/>
-        </w:rPr>
-        <w:t xml:space="preserve"> de la rotation du vent. </w:t>
-      </w:r>
-      <w:r>
-        <w:t xml:space="preserve">Mais pour clarifier le graph </w:t>
-      </w:r>
-      <w:proofErr w:type="spellStart"/>
-      <w:r>
-        <w:t>l</w:t>
-      </w:r>
-      <w:r>
-        <w:t>at</w:t>
-      </w:r>
-      <w:proofErr w:type="spellEnd"/>
-      <w:r>
-        <w:t xml:space="preserve"> long, il faut montrer ce qui est le début, ce qui est la fin, et on peut comprendre dans quelle direction vient le vent </w:t>
-      </w:r>
-      <w:r>
-        <w:sym w:font="Wingdings" w:char="F0E8"/>
-      </w:r>
-      <w:r>
-        <w:t xml:space="preserve"> triangle sur la fin pour faire genre que c </w:t>
-      </w:r>
-      <w:proofErr w:type="spellStart"/>
-      <w:r>
-        <w:t>ets</w:t>
-      </w:r>
-      <w:proofErr w:type="spellEnd"/>
-      <w:r>
-        <w:t xml:space="preserve"> une flèche par exemple, boule au début. On regardera la rotation plus tard</w:t>
-      </w:r>
-    </w:p>
-    <w:p>
-      <w:pPr>
-        <w:pStyle w:val="Paragraphedeliste"/>
-        <w:numPr>
-          <w:ilvl w:val="2"/>
-          <w:numId w:val="1"/>
-        </w:numPr>
-      </w:pPr>
-      <w:r>
-        <w:lastRenderedPageBreak/>
-        <w:t xml:space="preserve">On crée un code couleur avec les 5 premières </w:t>
-      </w:r>
-      <w:proofErr w:type="spellStart"/>
-      <w:r>
-        <w:t>maneuvres</w:t>
-      </w:r>
-      <w:proofErr w:type="spellEnd"/>
-      <w:r>
-        <w:t xml:space="preserve"> (sur </w:t>
-      </w:r>
-      <w:proofErr w:type="spellStart"/>
-      <w:r>
-        <w:t>lat</w:t>
-      </w:r>
-      <w:proofErr w:type="spellEnd"/>
-      <w:r>
-        <w:t xml:space="preserve"> long), ensuite les graphs sont des multi graphs (superposé) avec les mêmes </w:t>
-      </w:r>
-      <w:proofErr w:type="spellStart"/>
-      <w:r>
-        <w:t>color</w:t>
-      </w:r>
-      <w:proofErr w:type="spellEnd"/>
-      <w:r>
-        <w:t xml:space="preserve"> codes : SOG, COG (COG un </w:t>
-      </w:r>
-      <w:r>
-        <w:t>peu</w:t>
-      </w:r>
-      <w:r>
-        <w:t xml:space="preserve"> inutile mais ils le veulent), ROT (</w:t>
-      </w:r>
-      <w:r>
-        <w:t xml:space="preserve">pas trop compris si abs ou pas, on peut potentiellement faire les deux),  </w:t>
-      </w:r>
-      <w:r>
-        <w:sym w:font="Wingdings" w:char="F0E8"/>
-      </w:r>
-      <w:r>
-        <w:t xml:space="preserve"> </w:t>
-      </w:r>
-      <w:proofErr w:type="gramStart"/>
-      <w:r>
-        <w:t>Ca</w:t>
-      </w:r>
-      <w:proofErr w:type="gramEnd"/>
-      <w:r>
-        <w:t xml:space="preserve"> fait donc 5 plots de la </w:t>
-      </w:r>
-      <w:proofErr w:type="spellStart"/>
-      <w:r>
-        <w:t>traj</w:t>
-      </w:r>
-      <w:proofErr w:type="spellEnd"/>
-      <w:r>
-        <w:t xml:space="preserve"> + 10 plots superposés (avec </w:t>
-      </w:r>
-      <w:proofErr w:type="gramStart"/>
-      <w:r>
-        <w:t>ROT)  respectant</w:t>
-      </w:r>
-      <w:proofErr w:type="gramEnd"/>
-      <w:r>
-        <w:t xml:space="preserve"> le code couleur</w:t>
-      </w:r>
-      <w:r>
-        <w:t xml:space="preserve">, et avec </w:t>
-      </w:r>
-      <w:proofErr w:type="spellStart"/>
-      <w:r>
-        <w:t>moving</w:t>
-      </w:r>
-      <w:proofErr w:type="spellEnd"/>
-      <w:r>
-        <w:t xml:space="preserve"> </w:t>
-      </w:r>
-      <w:proofErr w:type="spellStart"/>
-      <w:r>
-        <w:t>average</w:t>
-      </w:r>
-      <w:proofErr w:type="spellEnd"/>
-      <w:r>
-        <w:t xml:space="preserve"> </w:t>
-      </w:r>
-      <w:proofErr w:type="spellStart"/>
-      <w:r>
-        <w:t>evidement</w:t>
-      </w:r>
-      <w:proofErr w:type="spellEnd"/>
-      <w:r>
-        <w:t>.</w:t>
-      </w:r>
-    </w:p>
-    <w:p>
-      <w:pPr>
-        <w:pStyle w:val="Paragraphedeliste"/>
-        <w:numPr>
-          <w:ilvl w:val="2"/>
-          <w:numId w:val="1"/>
-        </w:numPr>
-      </w:pPr>
-      <w:r>
-        <w:t xml:space="preserve">Ensuite on fait les graphs sans superposition, </w:t>
-      </w:r>
-      <w:proofErr w:type="spellStart"/>
-      <w:r>
-        <w:t>rank</w:t>
-      </w:r>
-      <w:proofErr w:type="spellEnd"/>
-      <w:r>
-        <w:t xml:space="preserve"> par </w:t>
-      </w:r>
-      <w:proofErr w:type="spellStart"/>
-      <w:r>
-        <w:t>rank</w:t>
-      </w:r>
-      <w:proofErr w:type="spellEnd"/>
-      <w:r>
-        <w:t>, même couleur code</w:t>
-      </w:r>
-    </w:p>
-    <w:p>
-      <w:r>
-        <w:t xml:space="preserve">En résumé : </w:t>
-      </w:r>
-    </w:p>
-    <w:p>
-      <w:pPr>
-        <w:pStyle w:val="Paragraphedeliste"/>
-        <w:numPr>
-          <w:ilvl w:val="0"/>
-          <w:numId w:val="1"/>
-        </w:numPr>
-      </w:pPr>
-      <w:r>
-        <w:t xml:space="preserve">Changer la </w:t>
-      </w:r>
-      <w:proofErr w:type="spellStart"/>
-      <w:r>
-        <w:t>methode</w:t>
-      </w:r>
-      <w:proofErr w:type="spellEnd"/>
-      <w:r>
-        <w:t xml:space="preserve"> d </w:t>
-      </w:r>
-      <w:proofErr w:type="spellStart"/>
-      <w:r>
-        <w:t>eval</w:t>
-      </w:r>
-      <w:proofErr w:type="spellEnd"/>
-      <w:r>
-        <w:t xml:space="preserve"> de la </w:t>
-      </w:r>
-      <w:proofErr w:type="spellStart"/>
-      <w:r>
-        <w:t>vmg</w:t>
-      </w:r>
-      <w:proofErr w:type="spellEnd"/>
-    </w:p>
-    <w:p>
-      <w:pPr>
-        <w:pStyle w:val="Paragraphedeliste"/>
-        <w:numPr>
-          <w:ilvl w:val="0"/>
-          <w:numId w:val="1"/>
-        </w:numPr>
-      </w:pPr>
-      <w:r>
-        <w:t xml:space="preserve">Définir un tableau avec le nouveau </w:t>
-      </w:r>
-      <w:proofErr w:type="spellStart"/>
-      <w:r>
-        <w:t>ranking</w:t>
-      </w:r>
-      <w:proofErr w:type="spellEnd"/>
-    </w:p>
-    <w:p>
-      <w:pPr>
-        <w:pStyle w:val="Paragraphedeliste"/>
-        <w:numPr>
-          <w:ilvl w:val="0"/>
-          <w:numId w:val="1"/>
-        </w:numPr>
-        <w:rPr>
-          <w:lang w:val="en-US"/>
-        </w:rPr>
-      </w:pPr>
-      <w:proofErr w:type="spellStart"/>
-      <w:r>
-        <w:rPr>
-          <w:lang w:val="en-US"/>
-        </w:rPr>
-        <w:t>Montrer</w:t>
-      </w:r>
-      <w:proofErr w:type="spellEnd"/>
-      <w:r>
-        <w:rPr>
-          <w:lang w:val="en-US"/>
-        </w:rPr>
-        <w:t xml:space="preserve"> les 5 </w:t>
-      </w:r>
-      <w:proofErr w:type="spellStart"/>
-      <w:r>
-        <w:rPr>
-          <w:lang w:val="en-US"/>
-        </w:rPr>
-        <w:t>traj</w:t>
-      </w:r>
-      <w:proofErr w:type="spellEnd"/>
-      <w:r>
-        <w:rPr>
-          <w:lang w:val="en-US"/>
-        </w:rPr>
-        <w:t xml:space="preserve">, top 5 </w:t>
-      </w:r>
-      <w:proofErr w:type="spellStart"/>
-      <w:r>
-        <w:rPr>
-          <w:lang w:val="en-US"/>
-        </w:rPr>
-        <w:t>superposés</w:t>
-      </w:r>
-      <w:proofErr w:type="spellEnd"/>
-      <w:r>
-        <w:rPr>
-          <w:lang w:val="en-US"/>
-        </w:rPr>
-        <w:t xml:space="preserve">, </w:t>
-      </w:r>
-      <w:proofErr w:type="spellStart"/>
-      <w:r>
-        <w:rPr>
-          <w:lang w:val="en-US"/>
-        </w:rPr>
-        <w:t>puis</w:t>
-      </w:r>
-      <w:proofErr w:type="spellEnd"/>
-      <w:r>
-        <w:rPr>
-          <w:lang w:val="en-US"/>
-        </w:rPr>
-        <w:t xml:space="preserve"> top 5 one by one</w:t>
+        <w:t>Montrer les 5 traj, top 5 superposés, puis top 5 one by one</w:t>
       </w:r>
     </w:p>
     <w:p>
@@ -882,26 +407,10 @@
         </w:numPr>
       </w:pPr>
       <w:r>
-        <w:t xml:space="preserve">Une page par </w:t>
-      </w:r>
-      <w:proofErr w:type="spellStart"/>
-      <w:r>
-        <w:t>athlete</w:t>
-      </w:r>
-      <w:proofErr w:type="spellEnd"/>
-      <w:r>
-        <w:t xml:space="preserve"> et p</w:t>
-      </w:r>
-      <w:r>
-        <w:t xml:space="preserve">ar typologie de </w:t>
-      </w:r>
-      <w:proofErr w:type="spellStart"/>
-      <w:r>
-        <w:t>maneuvre</w:t>
-      </w:r>
-      <w:proofErr w:type="spellEnd"/>
-      <w:r>
-        <w:t xml:space="preserve"> </w:t>
+        <w:t>Une page par athlete et p</w:t>
+      </w:r>
+      <w:r>
+        <w:t xml:space="preserve">ar typologie de maneuvre </w:t>
       </w:r>
       <w:r>
         <w:sym w:font="Wingdings" w:char="F0E8"/>
@@ -988,25 +497,7 @@
           <w:bCs/>
           <w:u w:val="single"/>
         </w:rPr>
-        <w:t xml:space="preserve">Top 5 (ou 10 ou </w:t>
-      </w:r>
-      <w:proofErr w:type="spellStart"/>
-      <w:r>
-        <w:rPr>
-          <w:b/>
-          <w:bCs/>
-          <w:u w:val="single"/>
-        </w:rPr>
-        <w:t>n importe</w:t>
-      </w:r>
-      <w:proofErr w:type="spellEnd"/>
-      <w:r>
-        <w:rPr>
-          <w:b/>
-          <w:bCs/>
-          <w:u w:val="single"/>
-        </w:rPr>
-        <w:t xml:space="preserve"> quoi) :</w:t>
+        <w:t>Top 5 (ou 10 ou n importe quoi) :</w:t>
       </w:r>
     </w:p>
     <w:p>
@@ -1018,53 +509,13 @@
         </w:numPr>
       </w:pPr>
       <w:r>
-        <w:t xml:space="preserve">On laisse tout ce qui est </w:t>
-      </w:r>
-      <w:proofErr w:type="spellStart"/>
-      <w:r>
-        <w:t>deja</w:t>
-      </w:r>
-      <w:proofErr w:type="spellEnd"/>
-      <w:r>
-        <w:t xml:space="preserve"> fait dans le tableau </w:t>
+        <w:t xml:space="preserve">On laisse tout ce qui est deja fait dans le tableau </w:t>
       </w:r>
       <w:r>
         <w:t>de comparaison, mais on ajoute : c</w:t>
       </w:r>
       <w:r>
-        <w:t xml:space="preserve">ompare </w:t>
-      </w:r>
-      <w:proofErr w:type="spellStart"/>
-      <w:r>
-        <w:t>with</w:t>
-      </w:r>
-      <w:proofErr w:type="spellEnd"/>
-      <w:r>
-        <w:t xml:space="preserve"> polars to </w:t>
-      </w:r>
-      <w:proofErr w:type="spellStart"/>
-      <w:r>
-        <w:t>give</w:t>
-      </w:r>
-      <w:proofErr w:type="spellEnd"/>
-      <w:r>
-        <w:t xml:space="preserve"> an </w:t>
-      </w:r>
-      <w:proofErr w:type="spellStart"/>
-      <w:r>
-        <w:t>absolute</w:t>
-      </w:r>
-      <w:proofErr w:type="spellEnd"/>
-      <w:r>
-        <w:t xml:space="preserve"> </w:t>
-      </w:r>
-      <w:proofErr w:type="spellStart"/>
-      <w:r>
-        <w:t>measure</w:t>
-      </w:r>
-      <w:proofErr w:type="spellEnd"/>
-      <w:r>
-        <w:t xml:space="preserve"> of performance</w:t>
+        <w:t>ompare with polars to give an absolute measure of performance</w:t>
       </w:r>
     </w:p>
     <w:p>
@@ -1082,95 +533,31 @@
         <w:sym w:font="Wingdings" w:char="F0E8"/>
       </w:r>
       <w:r>
-        <w:t xml:space="preserve"> tableau a </w:t>
-      </w:r>
-      <w:proofErr w:type="spellStart"/>
-      <w:r>
-        <w:t>double</w:t>
-      </w:r>
-      <w:proofErr w:type="spellEnd"/>
-      <w:r>
-        <w:t xml:space="preserve"> entrée TWA abs, et intensité du vent. Si valeurs de vent sup </w:t>
-      </w:r>
-      <w:proofErr w:type="spellStart"/>
-      <w:r>
-        <w:t>a</w:t>
-      </w:r>
-      <w:proofErr w:type="spellEnd"/>
-      <w:r>
-        <w:t xml:space="preserve"> 20 nœuds, on prend 20, si en </w:t>
-      </w:r>
-      <w:proofErr w:type="spellStart"/>
-      <w:r>
-        <w:t>dess</w:t>
+        <w:t xml:space="preserve"> tableau a double entrée TWA abs, et intensité du vent. Si valeurs de vent sup a 20 nœuds, on prend 20, si en dess</w:t>
       </w:r>
       <w:r>
         <w:t>po</w:t>
       </w:r>
       <w:r>
-        <w:t>ous</w:t>
-      </w:r>
-      <w:proofErr w:type="spellEnd"/>
-      <w:r>
-        <w:t xml:space="preserve"> de 6, on prend 6. </w:t>
+        <w:t xml:space="preserve">ous de 6, on prend 6. </w:t>
       </w:r>
       <w:r>
         <w:sym w:font="Wingdings" w:char="F0E8"/>
       </w:r>
       <w:r>
-        <w:t xml:space="preserve"> Donne une SOG de </w:t>
-      </w:r>
-      <w:proofErr w:type="spellStart"/>
-      <w:r>
-        <w:t>ref</w:t>
-      </w:r>
-      <w:proofErr w:type="spellEnd"/>
-      <w:r>
-        <w:t xml:space="preserve"> en nœuds. </w:t>
+        <w:t xml:space="preserve"> Donne une SOG de ref en nœuds. </w:t>
       </w:r>
       <w:r>
         <w:sym w:font="Wingdings" w:char="F0E8"/>
       </w:r>
       <w:r>
-        <w:t xml:space="preserve"> </w:t>
-      </w:r>
-      <w:proofErr w:type="gramStart"/>
-      <w:r>
-        <w:t>on</w:t>
-      </w:r>
-      <w:proofErr w:type="gramEnd"/>
-      <w:r>
-        <w:t xml:space="preserve"> va comparer la valeur moyenne de l </w:t>
-      </w:r>
-      <w:proofErr w:type="spellStart"/>
-      <w:r>
-        <w:t>atlete</w:t>
-      </w:r>
-      <w:proofErr w:type="spellEnd"/>
-      <w:r>
-        <w:t xml:space="preserve"> avec la moyenne de </w:t>
-      </w:r>
-      <w:proofErr w:type="spellStart"/>
-      <w:r>
-        <w:t>ref</w:t>
-      </w:r>
-      <w:proofErr w:type="spellEnd"/>
-      <w:r>
-        <w:t xml:space="preserve"> du tableau </w:t>
+        <w:t xml:space="preserve"> on va comparer la valeur moyenne de l atlete avec la moyenne de ref du tableau </w:t>
       </w:r>
       <w:r>
         <w:sym w:font="Wingdings" w:char="F0E8"/>
       </w:r>
       <w:r>
-        <w:t xml:space="preserve"> construit un </w:t>
-      </w:r>
-      <w:proofErr w:type="spellStart"/>
-      <w:r>
-        <w:t>ranking</w:t>
-      </w:r>
-      <w:proofErr w:type="spellEnd"/>
-      <w:r>
-        <w:t> pour le tableau.</w:t>
+        <w:t xml:space="preserve"> construit un ranking pour le tableau.</w:t>
       </w:r>
     </w:p>
     <w:p>
@@ -1183,114 +570,13 @@
       </w:pPr>
       <w:r>
         <w:lastRenderedPageBreak/>
-        <w:t xml:space="preserve">Juste un truc </w:t>
-      </w:r>
-      <w:proofErr w:type="spellStart"/>
-      <w:r>
-        <w:t>a</w:t>
-      </w:r>
-      <w:proofErr w:type="spellEnd"/>
-      <w:r>
-        <w:t xml:space="preserve"> </w:t>
-      </w:r>
-      <w:proofErr w:type="gramStart"/>
-      <w:r>
-        <w:t>régler</w:t>
-      </w:r>
-      <w:proofErr w:type="gramEnd"/>
-      <w:r>
-        <w:t xml:space="preserve"> : gain et </w:t>
-      </w:r>
-      <w:proofErr w:type="spellStart"/>
-      <w:r>
-        <w:t>loss</w:t>
-      </w:r>
-      <w:proofErr w:type="spellEnd"/>
-      <w:r>
-        <w:t xml:space="preserve"> change de valeur en fonction de position master /slave </w:t>
+        <w:t xml:space="preserve">Juste un truc a régler : gain et loss change de valeur en fonction de position master /slave </w:t>
       </w:r>
       <w:r>
         <w:sym w:font="Wingdings" w:char="F0E8"/>
       </w:r>
       <w:r>
-        <w:t xml:space="preserve"> il veut une boucle if, pour avoir une </w:t>
-      </w:r>
-      <w:proofErr w:type="spellStart"/>
-      <w:r>
-        <w:t>regle</w:t>
-      </w:r>
-      <w:proofErr w:type="spellEnd"/>
-      <w:r>
-        <w:t xml:space="preserve"> claire : </w:t>
-      </w:r>
-      <w:proofErr w:type="spellStart"/>
-      <w:proofErr w:type="gramStart"/>
-      <w:r>
-        <w:t>c est</w:t>
-      </w:r>
-      <w:proofErr w:type="spellEnd"/>
-      <w:r>
-        <w:t xml:space="preserve"> pas</w:t>
-      </w:r>
-      <w:proofErr w:type="gramEnd"/>
-      <w:r>
-        <w:t xml:space="preserve"> important que je sois master ou slave, mais si </w:t>
-      </w:r>
-      <w:proofErr w:type="spellStart"/>
-      <w:r>
-        <w:t>c est</w:t>
-      </w:r>
-      <w:proofErr w:type="spellEnd"/>
-      <w:r>
-        <w:t xml:space="preserve"> positif, je gagne par rapport </w:t>
-      </w:r>
-      <w:proofErr w:type="spellStart"/>
-      <w:r>
-        <w:t>a</w:t>
-      </w:r>
-      <w:proofErr w:type="spellEnd"/>
-      <w:r>
-        <w:t xml:space="preserve"> l’autre, si c’est </w:t>
-      </w:r>
-      <w:proofErr w:type="spellStart"/>
-      <w:r>
-        <w:t>negatif</w:t>
-      </w:r>
-      <w:proofErr w:type="spellEnd"/>
-      <w:r>
-        <w:t xml:space="preserve">, je perds par rapport </w:t>
-      </w:r>
-      <w:proofErr w:type="spellStart"/>
-      <w:r>
-        <w:t>a</w:t>
-      </w:r>
-      <w:proofErr w:type="spellEnd"/>
-      <w:r>
-        <w:t xml:space="preserve"> </w:t>
-      </w:r>
-      <w:proofErr w:type="spellStart"/>
-      <w:r>
-        <w:t>l autre</w:t>
-      </w:r>
-      <w:proofErr w:type="spellEnd"/>
-      <w:r>
-        <w:t>, c’est tout ! (</w:t>
-      </w:r>
-      <w:proofErr w:type="gramStart"/>
-      <w:r>
-        <w:t>simplement</w:t>
-      </w:r>
-      <w:proofErr w:type="gramEnd"/>
-      <w:r>
-        <w:t xml:space="preserve"> on peut continuer avec ce qu’on a en ce moment, et juste si master on garde +, si slave on multiplie par -1 </w:t>
-      </w:r>
-      <w:proofErr w:type="gramStart"/>
-      <w:r>
-        <w:t>( à</w:t>
-      </w:r>
-      <w:proofErr w:type="gramEnd"/>
-      <w:r>
-        <w:t xml:space="preserve"> vérifier).</w:t>
+        <w:t xml:space="preserve"> il veut une boucle if, pour avoir une regle claire : c est pas important que je sois master ou slave, mais si c est positif, je gagne par rapport a l’autre, si c’est negatif, je perds par rapport a l autre, c’est tout ! (simplement on peut continuer avec ce qu’on a en ce moment, et juste si master on garde +, si slave on multiplie par -1 ( à vérifier).</w:t>
       </w:r>
     </w:p>
     <w:p>
@@ -1302,49 +588,7 @@
         </w:numPr>
       </w:pPr>
       <w:r>
-        <w:t xml:space="preserve">Mettre les 4 colonnes jaunes </w:t>
-      </w:r>
-      <w:proofErr w:type="spellStart"/>
-      <w:proofErr w:type="gramStart"/>
-      <w:r>
-        <w:t>a</w:t>
-      </w:r>
-      <w:proofErr w:type="spellEnd"/>
-      <w:proofErr w:type="gramEnd"/>
-      <w:r>
-        <w:t xml:space="preserve"> la fin du tableau, </w:t>
-      </w:r>
-      <w:proofErr w:type="spellStart"/>
-      <w:r>
-        <w:t>c est</w:t>
-      </w:r>
-      <w:proofErr w:type="spellEnd"/>
-      <w:r>
-        <w:t xml:space="preserve"> moins intéressant que la </w:t>
-      </w:r>
-      <w:proofErr w:type="spellStart"/>
-      <w:r>
-        <w:t>vmg</w:t>
-      </w:r>
-      <w:proofErr w:type="spellEnd"/>
-      <w:r>
-        <w:t xml:space="preserve"> </w:t>
-      </w:r>
-      <w:proofErr w:type="spellStart"/>
-      <w:r>
-        <w:t>sog</w:t>
-      </w:r>
-      <w:proofErr w:type="spellEnd"/>
-      <w:r>
-        <w:t xml:space="preserve"> </w:t>
-      </w:r>
-      <w:proofErr w:type="spellStart"/>
-      <w:r>
-        <w:t>cog</w:t>
-      </w:r>
-      <w:proofErr w:type="spellEnd"/>
-      <w:r>
-        <w:t>, rot</w:t>
+        <w:t>Mettre les 4 colonnes jaunes a la fin du tableau, c est moins intéressant que la vmg sog cog, rot</w:t>
       </w:r>
     </w:p>
     <w:p>
@@ -1362,55 +606,13 @@
         <w:rPr>
           <w:lang w:val="en-US"/>
         </w:rPr>
-        <w:t xml:space="preserve">Nice to </w:t>
-      </w:r>
-      <w:proofErr w:type="gramStart"/>
+        <w:t xml:space="preserve">Nice to have : on </w:t>
+      </w:r>
       <w:r>
         <w:rPr>
           <w:lang w:val="en-US"/>
         </w:rPr>
-        <w:t>have :</w:t>
-      </w:r>
-      <w:proofErr w:type="gramEnd"/>
-      <w:r>
-        <w:rPr>
-          <w:lang w:val="en-US"/>
-        </w:rPr>
-        <w:t xml:space="preserve"> on </w:t>
-      </w:r>
-      <w:r>
-        <w:rPr>
-          <w:lang w:val="en-US"/>
-        </w:rPr>
-        <w:t xml:space="preserve">utilize le top 5 pour polynomial fit, </w:t>
-      </w:r>
-      <w:proofErr w:type="spellStart"/>
-      <w:r>
-        <w:rPr>
-          <w:lang w:val="en-US"/>
-        </w:rPr>
-        <w:t>mais</w:t>
-      </w:r>
-      <w:proofErr w:type="spellEnd"/>
-      <w:r>
-        <w:rPr>
-          <w:lang w:val="en-US"/>
-        </w:rPr>
-        <w:t xml:space="preserve"> on laisse </w:t>
-      </w:r>
-      <w:proofErr w:type="spellStart"/>
-      <w:r>
-        <w:rPr>
-          <w:lang w:val="en-US"/>
-        </w:rPr>
-        <w:t>tomber</w:t>
-      </w:r>
-      <w:proofErr w:type="spellEnd"/>
-      <w:r>
-        <w:rPr>
-          <w:lang w:val="en-US"/>
-        </w:rPr>
-        <w:t xml:space="preserve"> pour l instant</w:t>
+        <w:t>utilize le top 5 pour polynomial fit, mais on laisse tomber pour l instant</w:t>
       </w:r>
     </w:p>
     <w:p>
@@ -1466,13 +668,8 @@
       </w:r>
     </w:p>
     <w:p>
-      <w:proofErr w:type="spellStart"/>
-      <w:r>
-        <w:t>Ensuie</w:t>
-      </w:r>
-      <w:proofErr w:type="spellEnd"/>
-      <w:r>
-        <w:t xml:space="preserve"> graphs pour le t</w:t>
+      <w:r>
+        <w:t>Ensuie graphs pour le t</w:t>
       </w:r>
       <w:r>
         <w:t>op 5 :</w:t>
@@ -1486,60 +683,18 @@
           <w:numId w:val="1"/>
         </w:numPr>
       </w:pPr>
-      <w:proofErr w:type="spellStart"/>
-      <w:r>
-        <w:t>Color</w:t>
-      </w:r>
-      <w:proofErr w:type="spellEnd"/>
-      <w:r>
-        <w:t xml:space="preserve"> code, </w:t>
-      </w:r>
-      <w:proofErr w:type="spellStart"/>
-      <w:r>
-        <w:t>tws</w:t>
-      </w:r>
-      <w:proofErr w:type="spellEnd"/>
-      <w:r>
-        <w:t xml:space="preserve">, </w:t>
-      </w:r>
-      <w:proofErr w:type="spellStart"/>
-      <w:r>
-        <w:t>twd</w:t>
-      </w:r>
-      <w:proofErr w:type="spellEnd"/>
-      <w:r>
-        <w:t xml:space="preserve">, et </w:t>
-      </w:r>
-      <w:proofErr w:type="spellStart"/>
-      <w:r>
-        <w:t>lat</w:t>
-      </w:r>
-      <w:proofErr w:type="spellEnd"/>
-      <w:r>
-        <w:t xml:space="preserve"> long, avec le</w:t>
-      </w:r>
-      <w:r>
-        <w:t xml:space="preserve"> sens </w:t>
-      </w:r>
-      <w:proofErr w:type="spellStart"/>
-      <w:r>
-        <w:t>depart</w:t>
-      </w:r>
-      <w:proofErr w:type="spellEnd"/>
-      <w:r>
-        <w:t xml:space="preserve"> fin </w:t>
+      <w:r>
+        <w:t>Color code, tws, twd, et lat long, avec le</w:t>
+      </w:r>
+      <w:r>
+        <w:t xml:space="preserve"> sens depart fin </w:t>
       </w:r>
       <w:r>
         <w:sym w:font="Wingdings" w:char="F0E8"/>
       </w:r>
       <w:r>
-        <w:t xml:space="preserve"> 3 graphs par </w:t>
-      </w:r>
-      <w:proofErr w:type="spellStart"/>
-      <w:r>
-        <w:t>rank</w:t>
-      </w:r>
-      <w:proofErr w:type="spellEnd"/>
+        <w:t xml:space="preserve"> 3 graphs par rank</w:t>
+      </w:r>
     </w:p>
     <w:p>
       <w:pPr>
@@ -1556,64 +711,14 @@
         <w:rPr>
           <w:lang w:val="en-US"/>
         </w:rPr>
-        <w:t xml:space="preserve">Ensuite on superpose les 5 </w:t>
-      </w:r>
-      <w:proofErr w:type="gramStart"/>
+        <w:t xml:space="preserve">Ensuite on superpose les 5 rank : VMG heel, trim, central lines, feet </w:t>
+      </w:r>
       <w:r>
         <w:rPr>
           <w:lang w:val="en-US"/>
         </w:rPr>
-        <w:t>rank :</w:t>
-      </w:r>
-      <w:proofErr w:type="gramEnd"/>
-      <w:r>
-        <w:rPr>
-          <w:lang w:val="en-US"/>
-        </w:rPr>
-        <w:t xml:space="preserve"> VMG heel, trim, central lines, feet </w:t>
-      </w:r>
-      <w:r>
-        <w:rPr>
-          <w:lang w:val="en-US"/>
-        </w:rPr>
-        <w:t xml:space="preserve">load, </w:t>
-      </w:r>
-      <w:proofErr w:type="spellStart"/>
-      <w:r>
-        <w:rPr>
-          <w:lang w:val="en-US"/>
-        </w:rPr>
-        <w:t>en</w:t>
-      </w:r>
-      <w:proofErr w:type="spellEnd"/>
-      <w:r>
-        <w:rPr>
-          <w:lang w:val="en-US"/>
-        </w:rPr>
-        <w:t xml:space="preserve"> moving average </w:t>
-      </w:r>
-      <w:proofErr w:type="gramStart"/>
-      <w:r>
-        <w:rPr>
-          <w:lang w:val="en-US"/>
-        </w:rPr>
-        <w:t>( pas</w:t>
-      </w:r>
-      <w:proofErr w:type="gramEnd"/>
-      <w:r>
-        <w:rPr>
-          <w:lang w:val="en-US"/>
-        </w:rPr>
-        <w:t xml:space="preserve"> de </w:t>
-      </w:r>
-      <w:proofErr w:type="gramStart"/>
-      <w:r>
-        <w:rPr>
-          <w:lang w:val="en-US"/>
-        </w:rPr>
-        <w:t>bruit )</w:t>
-      </w:r>
-      <w:proofErr w:type="gramEnd"/>
+        <w:t>load, en moving average ( pas de bruit )</w:t>
+      </w:r>
     </w:p>
     <w:p>
       <w:pPr>
@@ -1627,34 +732,10 @@
         <w:t xml:space="preserve">Nice to have : </w:t>
       </w:r>
       <w:r>
-        <w:t xml:space="preserve">Ensuite pour chaque </w:t>
-      </w:r>
-      <w:proofErr w:type="spellStart"/>
-      <w:r>
-        <w:t>rank</w:t>
-      </w:r>
-      <w:proofErr w:type="spellEnd"/>
-      <w:r>
-        <w:t xml:space="preserve"> u</w:t>
-      </w:r>
-      <w:r>
-        <w:t xml:space="preserve">n par un : </w:t>
-      </w:r>
-      <w:proofErr w:type="spellStart"/>
-      <w:r>
-        <w:t>lat</w:t>
-      </w:r>
-      <w:proofErr w:type="spellEnd"/>
-      <w:r>
-        <w:t xml:space="preserve"> long, et avec couleur en fct VMG, heel, trim … (</w:t>
-      </w:r>
-      <w:proofErr w:type="gramStart"/>
-      <w:r>
-        <w:t>ca</w:t>
-      </w:r>
-      <w:proofErr w:type="gramEnd"/>
-      <w:r>
-        <w:t xml:space="preserve"> sort probablement rien de beau mais faut le faire)</w:t>
+        <w:t>Ensuite pour chaque rank u</w:t>
+      </w:r>
+      <w:r>
+        <w:t>n par un : lat long, et avec couleur en fct VMG, heel, trim … (ca sort probablement rien de beau mais faut le faire)</w:t>
       </w:r>
     </w:p>
     <w:p>
@@ -1666,23 +747,7 @@
         </w:numPr>
       </w:pPr>
       <w:r>
-        <w:t xml:space="preserve">Et ensuite les 5 graphs, mais one par one, avec la </w:t>
-      </w:r>
-      <w:proofErr w:type="spellStart"/>
-      <w:r>
-        <w:t>moving</w:t>
-      </w:r>
-      <w:proofErr w:type="spellEnd"/>
-      <w:r>
-        <w:t xml:space="preserve"> </w:t>
-      </w:r>
-      <w:proofErr w:type="spellStart"/>
-      <w:r>
-        <w:t>average</w:t>
-      </w:r>
-      <w:proofErr w:type="spellEnd"/>
-      <w:r>
-        <w:t xml:space="preserve"> + les rumeurs</w:t>
+        <w:t>Et ensuite les 5 graphs, mais one par one, avec la moving average + les rumeurs</w:t>
       </w:r>
     </w:p>
     <w:p>
@@ -1860,21 +925,8 @@
         </w:numPr>
       </w:pPr>
       <w:r>
-        <w:t xml:space="preserve">D’abord : analyse de </w:t>
-      </w:r>
-      <w:proofErr w:type="spellStart"/>
-      <w:r>
-        <w:t>hyères</w:t>
-      </w:r>
-      <w:proofErr w:type="spellEnd"/>
-      <w:r>
-        <w:t xml:space="preserve"> avec la même structure que port </w:t>
-      </w:r>
-      <w:proofErr w:type="spellStart"/>
-      <w:r>
-        <w:t>camargue</w:t>
-      </w:r>
-      <w:proofErr w:type="spellEnd"/>
+        <w:t>D’abord : analyse de hyères avec la même structure que port camargue</w:t>
+      </w:r>
     </w:p>
     <w:p>
       <w:pPr>
@@ -1884,71 +936,11 @@
           <w:numId w:val="1"/>
         </w:numPr>
       </w:pPr>
-      <w:proofErr w:type="gramStart"/>
-      <w:r>
-        <w:t>refaire</w:t>
-      </w:r>
-      <w:proofErr w:type="gramEnd"/>
-      <w:r>
-        <w:t xml:space="preserve"> les </w:t>
-      </w:r>
-      <w:proofErr w:type="spellStart"/>
-      <w:r>
-        <w:t>ttests</w:t>
-      </w:r>
-      <w:proofErr w:type="spellEnd"/>
-      <w:r>
-        <w:t xml:space="preserve">, et faire les </w:t>
-      </w:r>
-      <w:proofErr w:type="spellStart"/>
-      <w:r>
-        <w:t>ttests</w:t>
-      </w:r>
-      <w:proofErr w:type="spellEnd"/>
-      <w:r>
-        <w:t xml:space="preserve"> CHUB VS LEVITAZ et les </w:t>
-      </w:r>
-      <w:proofErr w:type="spellStart"/>
-      <w:r>
-        <w:t>regression</w:t>
-      </w:r>
-      <w:proofErr w:type="spellEnd"/>
-      <w:r>
-        <w:t xml:space="preserve"> (penser </w:t>
-      </w:r>
-      <w:proofErr w:type="spellStart"/>
-      <w:r>
-        <w:t>a</w:t>
-      </w:r>
-      <w:proofErr w:type="spellEnd"/>
-      <w:r>
-        <w:t xml:space="preserve"> </w:t>
-      </w:r>
-      <w:proofErr w:type="spellStart"/>
-      <w:r>
-        <w:t>normalizer</w:t>
-      </w:r>
-      <w:proofErr w:type="spellEnd"/>
-      <w:r>
-        <w:t xml:space="preserve"> aussi), même sans les </w:t>
-      </w:r>
-      <w:proofErr w:type="spellStart"/>
-      <w:r>
-        <w:t>ttests</w:t>
-      </w:r>
-      <w:proofErr w:type="spellEnd"/>
-      <w:r>
-        <w:t xml:space="preserve">, regarder au moins les moyennes </w:t>
-      </w:r>
-      <w:proofErr w:type="spellStart"/>
-      <w:proofErr w:type="gramStart"/>
-      <w:r>
-        <w:t>ca</w:t>
-      </w:r>
-      <w:proofErr w:type="spellEnd"/>
-      <w:proofErr w:type="gramEnd"/>
-      <w:r>
-        <w:t xml:space="preserve"> donne déjà des infos ! potentiellement essayer d’autres méthodes </w:t>
+      <w:r>
+        <w:t>refaire les ttests</w:t>
+      </w:r>
+      <w:r>
+        <w:t xml:space="preserve">, et faire les ttests CHUB VS LEVITAZ et les regression (penser a normalizer aussi), même sans les ttests, regarder au moins les moyennes ca donne déjà des infos ! potentiellement essayer d’autres méthodes </w:t>
       </w:r>
       <w:r>
         <w:sym w:font="Wingdings" w:char="F0E8"/>
@@ -1960,31 +952,7 @@
         <w:sym w:font="Wingdings" w:char="F0E8"/>
       </w:r>
       <w:r>
-        <w:t xml:space="preserve"> </w:t>
-      </w:r>
-      <w:proofErr w:type="gramStart"/>
-      <w:r>
-        <w:t>pour</w:t>
-      </w:r>
-      <w:proofErr w:type="gramEnd"/>
-      <w:r>
-        <w:t xml:space="preserve"> </w:t>
-      </w:r>
-      <w:proofErr w:type="spellStart"/>
-      <w:r>
-        <w:t>marco</w:t>
-      </w:r>
-      <w:proofErr w:type="spellEnd"/>
-      <w:r>
-        <w:t xml:space="preserve"> regarder juste les moyennes </w:t>
-      </w:r>
-      <w:proofErr w:type="gramStart"/>
-      <w:r>
-        <w:t>ca</w:t>
-      </w:r>
-      <w:proofErr w:type="gramEnd"/>
-      <w:r>
-        <w:t xml:space="preserve"> suffit …</w:t>
+        <w:t xml:space="preserve"> pour marco regarder juste les moyennes ca suffit …</w:t>
       </w:r>
     </w:p>
     <w:p>
@@ -1996,23 +964,7 @@
         </w:numPr>
       </w:pPr>
       <w:r>
-        <w:t xml:space="preserve">Pour le poids, on verra plus tard, si on peut ajouter port </w:t>
-      </w:r>
-      <w:proofErr w:type="spellStart"/>
-      <w:r>
-        <w:t>camargue</w:t>
-      </w:r>
-      <w:proofErr w:type="spellEnd"/>
-      <w:r>
-        <w:t xml:space="preserve"> </w:t>
-      </w:r>
-      <w:proofErr w:type="spellStart"/>
-      <w:r>
-        <w:t>c est</w:t>
-      </w:r>
-      <w:proofErr w:type="spellEnd"/>
-      <w:r>
-        <w:t xml:space="preserve"> mieux</w:t>
+        <w:t>Pour le poids, on verra plus tard, si on peut ajouter port camargue c est mieux</w:t>
       </w:r>
     </w:p>
     <w:p>
@@ -2024,21 +976,8 @@
         </w:numPr>
       </w:pPr>
       <w:r>
-        <w:t>Pour l’</w:t>
-      </w:r>
-      <w:proofErr w:type="spellStart"/>
-      <w:r>
-        <w:t>accel</w:t>
-      </w:r>
-      <w:proofErr w:type="spellEnd"/>
-      <w:r>
-        <w:t xml:space="preserve">, on veut voir le S de l </w:t>
-      </w:r>
-      <w:proofErr w:type="spellStart"/>
-      <w:r>
-        <w:t>acceleration</w:t>
-      </w:r>
-      <w:proofErr w:type="spellEnd"/>
+        <w:t>Pour l’accel, on veut voir le S de l acceleration</w:t>
+      </w:r>
     </w:p>
     <w:p>
       <w:pPr>
@@ -2050,15 +989,7 @@
       </w:pPr>
       <w:r>
         <w:lastRenderedPageBreak/>
-        <w:t xml:space="preserve">Plein de choses à faire : on commence par le foil Levi VS Chub : </w:t>
-      </w:r>
-      <w:proofErr w:type="gramStart"/>
-      <w:r>
-        <w:t>que avec</w:t>
-      </w:r>
-      <w:proofErr w:type="gramEnd"/>
-      <w:r>
-        <w:t xml:space="preserve"> Hyères pour l’instant, on garde séparé !</w:t>
+        <w:t>Plein de choses à faire : on commence par le foil Levi VS Chub : que avec Hyères pour l’instant, on garde séparé !</w:t>
       </w:r>
     </w:p>
     <w:p>
@@ -2082,69 +1013,13 @@
         </w:numPr>
       </w:pPr>
       <w:r>
-        <w:t xml:space="preserve">Ordre de priorité avec le 15 janvier : straight </w:t>
-      </w:r>
-      <w:proofErr w:type="spellStart"/>
-      <w:r>
-        <w:t>lines</w:t>
-      </w:r>
-      <w:proofErr w:type="spellEnd"/>
-      <w:r>
-        <w:t xml:space="preserve"> de hier avec le but comparaison </w:t>
-      </w:r>
-      <w:proofErr w:type="spellStart"/>
-      <w:r>
-        <w:t>levi</w:t>
-      </w:r>
-      <w:proofErr w:type="spellEnd"/>
-      <w:r>
-        <w:t xml:space="preserve"> vs </w:t>
-      </w:r>
-      <w:proofErr w:type="spellStart"/>
-      <w:r>
-        <w:t>chub</w:t>
-      </w:r>
-      <w:proofErr w:type="spellEnd"/>
-      <w:r>
-        <w:t xml:space="preserve">. 3 </w:t>
-      </w:r>
-      <w:proofErr w:type="spellStart"/>
-      <w:r>
-        <w:t>methodes</w:t>
-      </w:r>
-      <w:proofErr w:type="spellEnd"/>
-      <w:r>
-        <w:t xml:space="preserve">, </w:t>
-      </w:r>
-      <w:proofErr w:type="gramStart"/>
-      <w:r>
-        <w:t>aucune parfait</w:t>
-      </w:r>
-      <w:proofErr w:type="gramEnd"/>
-      <w:r>
-        <w:t xml:space="preserve"> : t test, </w:t>
-      </w:r>
-      <w:proofErr w:type="spellStart"/>
-      <w:r>
-        <w:t>ranking</w:t>
-      </w:r>
-      <w:proofErr w:type="spellEnd"/>
-      <w:r>
-        <w:t xml:space="preserve"> de perf pour comparer qui gagne contre qui, poly fit avec variable catégorique </w:t>
+        <w:t xml:space="preserve">Ordre de priorité avec le 15 janvier : straight lines de hier avec le but comparaison levi vs chub. 3 methodes, aucune parfait : t test, ranking de perf pour comparer qui gagne contre qui, poly fit avec variable catégorique </w:t>
       </w:r>
       <w:r>
         <w:sym w:font="Wingdings" w:char="F0E8"/>
       </w:r>
       <w:r>
-        <w:t xml:space="preserve"> on espère que ces 3 éléments seront </w:t>
-      </w:r>
-      <w:proofErr w:type="gramStart"/>
-      <w:r>
-        <w:t>connecté</w:t>
-      </w:r>
-      <w:proofErr w:type="gramEnd"/>
-      <w:r>
-        <w:t xml:space="preserve"> entre eux.</w:t>
+        <w:t xml:space="preserve"> on espère que ces 3 éléments seront connecté entre eux.</w:t>
       </w:r>
     </w:p>
     <w:p>
@@ -2156,39 +1031,7 @@
         </w:numPr>
       </w:pPr>
       <w:r>
-        <w:t xml:space="preserve">On se concentrer sur </w:t>
-      </w:r>
-      <w:proofErr w:type="spellStart"/>
-      <w:r>
-        <w:t>hyeres</w:t>
-      </w:r>
-      <w:proofErr w:type="spellEnd"/>
-      <w:r>
-        <w:t xml:space="preserve">, ensuite on fera un </w:t>
-      </w:r>
-      <w:proofErr w:type="spellStart"/>
-      <w:r>
-        <w:t>retrofit</w:t>
-      </w:r>
-      <w:proofErr w:type="spellEnd"/>
-      <w:r>
-        <w:t xml:space="preserve"> pour port </w:t>
-      </w:r>
-      <w:proofErr w:type="spellStart"/>
-      <w:r>
-        <w:t>camargue</w:t>
-      </w:r>
-      <w:proofErr w:type="spellEnd"/>
-      <w:r>
-        <w:t xml:space="preserve">. Mais pour la prochaine fois : </w:t>
-      </w:r>
-      <w:proofErr w:type="spellStart"/>
-      <w:r>
-        <w:t>hyères</w:t>
-      </w:r>
-      <w:proofErr w:type="spellEnd"/>
-      <w:r>
-        <w:t xml:space="preserve"> type de data acquisition</w:t>
+        <w:t>On se concentrer sur hyeres, ensuite on fera un retrofit pour port camargue. Mais pour la prochaine fois : hyères type de data acquisition</w:t>
       </w:r>
     </w:p>
     <w:sectPr>

--- a/TO DO LIST.docx
+++ b/TO DO LIST.docx
@@ -1034,6 +1034,272 @@
         <w:t>On se concentrer sur hyeres, ensuite on fera un retrofit pour port camargue. Mais pour la prochaine fois : hyères type de data acquisition</w:t>
       </w:r>
     </w:p>
+    <w:p/>
+    <w:p/>
+    <w:p>
+      <w:pPr>
+        <w:pStyle w:val="Paragraphedeliste"/>
+        <w:numPr>
+          <w:ilvl w:val="0"/>
+          <w:numId w:val="3"/>
+        </w:numPr>
+      </w:pPr>
+      <w:proofErr w:type="spellStart"/>
+      <w:r>
+        <w:t>Accelerations</w:t>
+      </w:r>
+      <w:proofErr w:type="spellEnd"/>
+      <w:r>
+        <w:t> :</w:t>
+      </w:r>
+    </w:p>
+    <w:p>
+      <w:pPr>
+        <w:pStyle w:val="Paragraphedeliste"/>
+        <w:numPr>
+          <w:ilvl w:val="1"/>
+          <w:numId w:val="1"/>
+        </w:numPr>
+        <w:rPr>
+          <w:lang w:val="en-GB"/>
+        </w:rPr>
+      </w:pPr>
+      <w:proofErr w:type="spellStart"/>
+      <w:r>
+        <w:rPr>
+          <w:lang w:val="en-GB"/>
+        </w:rPr>
+        <w:t>Ffor</w:t>
+      </w:r>
+      <w:proofErr w:type="spellEnd"/>
+      <w:r>
+        <w:rPr>
+          <w:lang w:val="en-GB"/>
+        </w:rPr>
+        <w:t xml:space="preserve"> Marco that will s</w:t>
+      </w:r>
+      <w:r>
+        <w:rPr>
+          <w:lang w:val="en-GB"/>
+        </w:rPr>
+        <w:t>ee them on the 25</w:t>
+      </w:r>
+      <w:r>
+        <w:rPr>
+          <w:vertAlign w:val="superscript"/>
+          <w:lang w:val="en-GB"/>
+        </w:rPr>
+        <w:t>th</w:t>
+      </w:r>
+      <w:r>
+        <w:rPr>
+          <w:lang w:val="en-GB"/>
+        </w:rPr>
+        <w:t xml:space="preserve"> of mars, idea: send him a bit before if he wants some changes (20 mars?)</w:t>
+      </w:r>
+    </w:p>
+    <w:p>
+      <w:pPr>
+        <w:pStyle w:val="Paragraphedeliste"/>
+        <w:numPr>
+          <w:ilvl w:val="1"/>
+          <w:numId w:val="1"/>
+        </w:numPr>
+        <w:rPr>
+          <w:lang w:val="en-GB"/>
+        </w:rPr>
+      </w:pPr>
+      <w:r>
+        <w:rPr>
+          <w:lang w:val="en-GB"/>
+        </w:rPr>
+        <w:t>Do a dashboard of the 1</w:t>
+      </w:r>
+      <w:r>
+        <w:rPr>
+          <w:lang w:val="en-GB"/>
+        </w:rPr>
+        <w:t xml:space="preserve">0 accelerations. They are all 30 seconds, line point is at 15 </w:t>
+      </w:r>
+      <w:proofErr w:type="spellStart"/>
+      <w:r>
+        <w:rPr>
+          <w:lang w:val="en-GB"/>
+        </w:rPr>
+        <w:t>secondes</w:t>
+      </w:r>
+      <w:proofErr w:type="spellEnd"/>
+      <w:r>
+        <w:rPr>
+          <w:lang w:val="en-GB"/>
+        </w:rPr>
+        <w:t>, start is at 0, end is at 30 (-15,</w:t>
+      </w:r>
+      <w:proofErr w:type="gramStart"/>
+      <w:r>
+        <w:rPr>
+          <w:lang w:val="en-GB"/>
+        </w:rPr>
+        <w:t>0,+</w:t>
+      </w:r>
+      <w:proofErr w:type="gramEnd"/>
+      <w:r>
+        <w:rPr>
+          <w:lang w:val="en-GB"/>
+        </w:rPr>
+        <w:t>15)</w:t>
+      </w:r>
+    </w:p>
+    <w:p>
+      <w:pPr>
+        <w:pStyle w:val="Paragraphedeliste"/>
+        <w:numPr>
+          <w:ilvl w:val="1"/>
+          <w:numId w:val="1"/>
+        </w:numPr>
+        <w:rPr>
+          <w:lang w:val="en-GB"/>
+        </w:rPr>
+      </w:pPr>
+      <w:r>
+        <w:rPr>
+          <w:lang w:val="en-GB"/>
+        </w:rPr>
+        <w:t>Plot a point at the beginning as before, a Cross at the line point</w:t>
+      </w:r>
+    </w:p>
+    <w:p>
+      <w:pPr>
+        <w:pStyle w:val="Paragraphedeliste"/>
+        <w:numPr>
+          <w:ilvl w:val="1"/>
+          <w:numId w:val="1"/>
+        </w:numPr>
+        <w:rPr>
+          <w:lang w:val="en-GB"/>
+        </w:rPr>
+      </w:pPr>
+      <w:r>
+        <w:rPr>
+          <w:lang w:val="en-GB"/>
+        </w:rPr>
+        <w:t xml:space="preserve">We should see some S as in </w:t>
+      </w:r>
+      <w:proofErr w:type="spellStart"/>
+      <w:r>
+        <w:rPr>
+          <w:lang w:val="en-GB"/>
+        </w:rPr>
+        <w:t>sailnjord</w:t>
+      </w:r>
+      <w:proofErr w:type="spellEnd"/>
+      <w:r>
+        <w:rPr>
+          <w:lang w:val="en-GB"/>
+        </w:rPr>
+        <w:t xml:space="preserve"> (just run8 Is a bit weird, we </w:t>
+      </w:r>
+      <w:proofErr w:type="spellStart"/>
+      <w:r>
+        <w:rPr>
+          <w:lang w:val="en-GB"/>
+        </w:rPr>
+        <w:t>ll</w:t>
+      </w:r>
+      <w:proofErr w:type="spellEnd"/>
+      <w:r>
+        <w:rPr>
+          <w:lang w:val="en-GB"/>
+        </w:rPr>
+        <w:t xml:space="preserve"> see later what to do)</w:t>
+      </w:r>
+    </w:p>
+    <w:p>
+      <w:pPr>
+        <w:pStyle w:val="Paragraphedeliste"/>
+        <w:numPr>
+          <w:ilvl w:val="1"/>
+          <w:numId w:val="1"/>
+        </w:numPr>
+        <w:rPr>
+          <w:lang w:val="en-GB"/>
+        </w:rPr>
+      </w:pPr>
+      <w:r>
+        <w:rPr>
+          <w:lang w:val="en-GB"/>
+        </w:rPr>
+        <w:t xml:space="preserve">Ranking: </w:t>
+      </w:r>
+      <w:proofErr w:type="spellStart"/>
+      <w:r>
+        <w:rPr>
+          <w:lang w:val="en-GB"/>
+        </w:rPr>
+        <w:t>avg</w:t>
+      </w:r>
+      <w:proofErr w:type="spellEnd"/>
+      <w:r>
+        <w:rPr>
+          <w:lang w:val="en-GB"/>
+        </w:rPr>
+        <w:t xml:space="preserve"> on the 15 last seconds, using the polar </w:t>
+      </w:r>
+      <w:r>
+        <w:rPr>
+          <w:noProof/>
+          <w:lang w:val="en-GB"/>
+        </w:rPr>
+        <w:drawing>
+          <wp:inline distT="0" distB="0" distL="0" distR="0" wp14:anchorId="1979FB31" wp14:editId="57ACCF95">
+            <wp:extent cx="4861560" cy="3646170"/>
+            <wp:effectExtent l="0" t="0" r="0" b="0"/>
+            <wp:docPr id="376845583" name="Image 1"/>
+            <wp:cNvGraphicFramePr>
+              <a:graphicFrameLocks xmlns:a="http://schemas.openxmlformats.org/drawingml/2006/main" noChangeAspect="1"/>
+            </wp:cNvGraphicFramePr>
+            <a:graphic xmlns:a="http://schemas.openxmlformats.org/drawingml/2006/main">
+              <a:graphicData uri="http://schemas.openxmlformats.org/drawingml/2006/picture">
+                <pic:pic xmlns:pic="http://schemas.openxmlformats.org/drawingml/2006/picture">
+                  <pic:nvPicPr>
+                    <pic:cNvPr id="0" name="Picture 1"/>
+                    <pic:cNvPicPr>
+                      <a:picLocks noChangeAspect="1" noChangeArrowheads="1"/>
+                    </pic:cNvPicPr>
+                  </pic:nvPicPr>
+                  <pic:blipFill>
+                    <a:blip r:embed="rId11" cstate="print">
+                      <a:extLst>
+                        <a:ext uri="{28A0092B-C50C-407E-A947-70E740481C1C}">
+                          <a14:useLocalDpi xmlns:a14="http://schemas.microsoft.com/office/drawing/2010/main" val="0"/>
+                        </a:ext>
+                      </a:extLst>
+                    </a:blip>
+                    <a:srcRect/>
+                    <a:stretch>
+                      <a:fillRect/>
+                    </a:stretch>
+                  </pic:blipFill>
+                  <pic:spPr bwMode="auto">
+                    <a:xfrm>
+                      <a:off x="0" y="0"/>
+                      <a:ext cx="4861560" cy="3646170"/>
+                    </a:xfrm>
+                    <a:prstGeom prst="rect">
+                      <a:avLst/>
+                    </a:prstGeom>
+                    <a:noFill/>
+                    <a:ln>
+                      <a:noFill/>
+                    </a:ln>
+                  </pic:spPr>
+                </pic:pic>
+              </a:graphicData>
+            </a:graphic>
+          </wp:inline>
+        </w:drawing>
+      </w:r>
+    </w:p>
     <w:sectPr>
       <w:pgSz w:w="11906" w:h="16838"/>
       <w:pgMar w:top="1417" w:right="1417" w:bottom="1417" w:left="1417" w:header="708" w:footer="708" w:gutter="0"/>
@@ -1174,7 +1440,7 @@
         <w:rFonts w:hint="default"/>
       </w:rPr>
     </w:lvl>
-    <w:lvl w:ilvl="1" w:tplc="040C0019" w:tentative="1">
+    <w:lvl w:ilvl="1" w:tplc="040C0019">
       <w:start w:val="1"/>
       <w:numFmt w:val="lowerLetter"/>
       <w:lvlText w:val="%2."/>
